--- a/06-学生侧材料/讲义/结构化学/分子结构/分子结构与化学键-新课.docx
+++ b/06-学生侧材料/讲义/结构化学/分子结构/分子结构与化学键-新课.docx
@@ -1654,19 +1654,20 @@
         </w:rPr>
         <w:t xml:space="preserve"> </w:t>
       </w:r>
-      <w:r>
-        <w:rPr>
-          <w:rFonts w:hint="eastAsia" w:ascii="Times New Roman" w:hAnsi="Times New Roman" w:eastAsia="Times New Roman" w:cs="Times New Roman"/>
-        </w:rPr>
-        <w:t>r</w:t>
-      </w:r>
-      <w:r>
-        <w:rPr>
-          <w:rFonts w:hint="eastAsia" w:ascii="Times New Roman" w:hAnsi="Times New Roman" w:eastAsia="Times New Roman" w:cs="Times New Roman"/>
-          <w:vertAlign w:val="subscript"/>
-        </w:rPr>
-        <w:t>0</w:t>
-      </w:r>
+      <m:oMath>
+        <m:sSub>
+          <m:e>
+            <m:r>
+              <m:t>r</m:t>
+            </m:r>
+          </m:e>
+          <m:sub>
+            <m:r>
+              <m:t>0</m:t>
+            </m:r>
+          </m:sub>
+        </m:sSub>
+      </m:oMath>
       <w:r>
         <w:rPr>
           <w:rFonts w:hint="eastAsia" w:ascii="Times New Roman" w:hAnsi="Times New Roman" w:eastAsia="Times New Roman" w:cs="Times New Roman"/>

--- a/06-学生侧材料/讲义/结构化学/分子结构/分子结构与化学键-新课.docx
+++ b/06-学生侧材料/讲义/结构化学/分子结构/分子结构与化学键-新课.docx
@@ -41953,7 +41953,7 @@
     <ns0:name ns0:val="Verbatim Char"/>
     <ns0:basedOn ns0:val="BodyTextChar"/>
     <ns0:rPr>
-      <ns0:rFonts ns0:ascii="Times New Roman" ns0:cs="Times New Roman" ns0:eastAsia="FangSong" ns0:hAnsi="Times New Roman"/>
+      <ns0:rFonts ns0:ascii="SimSun" ns0:hAnsi="SimSun" ns0:eastAsia="SimSun" ns0:cs="SimSun"/>
       <ns0:b ns0:val="0"/>
       <ns0:sz ns0:val="20"/>
     </ns0:rPr>
@@ -42031,7 +42031,7 @@
       <w:wordWrap w:val="off"/>
     </w:pPr>
     <ns0:rPr>
-      <w:rFonts ns0:ascii="Times New Roman" ns0:hAnsi="Times New Roman" ns0:eastAsia="FangSong" ns0:cs="Times New Roman"/>
+      <w:rFonts w:ascii="SimSun" w:hAnsi="SimSun" w:eastAsia="SimSun" w:cs="SimSun"/>
     </ns0:rPr>
   </w:style>
   <w:style w:type="character" w:customStyle="1" w:styleId="KeywordTok">
